--- a/задание_Веригина_Л_В.docx
+++ b/задание_Веригина_Л_В.docx
@@ -72,16 +72,7 @@
           <w:sz w:val="22"/>
           <w:szCs w:val="22"/>
         </w:rPr>
-        <w:t xml:space="preserve">Институт информационных технологий и </w:t>
-      </w:r>
-      <w:r>
-        <w:rPr>
-          <w:b/>
-          <w:color w:val="000000"/>
-          <w:sz w:val="22"/>
-          <w:szCs w:val="22"/>
-        </w:rPr>
-        <w:t>технологического образования</w:t>
+        <w:t>Институт информационных технологий и технологического образования</w:t>
       </w:r>
     </w:p>
     <w:p>
@@ -1008,15 +999,7 @@
           <w:sz w:val="22"/>
           <w:szCs w:val="22"/>
         </w:rPr>
-        <w:t>Срок представ</w:t>
-      </w:r>
-      <w:r>
-        <w:rPr>
-          <w:b/>
-          <w:sz w:val="22"/>
-          <w:szCs w:val="22"/>
-        </w:rPr>
-        <w:t>ления</w:t>
+        <w:t>Срок представления</w:t>
       </w:r>
       <w:r>
         <w:rPr>
@@ -1686,6 +1669,14 @@
                 <w:szCs w:val="20"/>
               </w:rPr>
             </w:pPr>
+            <w:r>
+              <w:rPr>
+                <w:color w:val="000000"/>
+                <w:sz w:val="20"/>
+                <w:szCs w:val="20"/>
+              </w:rPr>
+              <w:t>05.05.2026</w:t>
+            </w:r>
           </w:p>
         </w:tc>
       </w:tr>
@@ -1872,6 +1863,14 @@
                 <w:szCs w:val="20"/>
               </w:rPr>
             </w:pPr>
+            <w:r>
+              <w:rPr>
+                <w:color w:val="000000"/>
+                <w:sz w:val="20"/>
+                <w:szCs w:val="20"/>
+              </w:rPr>
+              <w:t>07.05.2026</w:t>
+            </w:r>
           </w:p>
         </w:tc>
       </w:tr>
@@ -2079,6 +2078,23 @@
                 <w:szCs w:val="20"/>
               </w:rPr>
             </w:pPr>
+            <w:r>
+              <w:rPr>
+                <w:color w:val="000000"/>
+                <w:sz w:val="20"/>
+                <w:szCs w:val="20"/>
+                <w:lang w:val="en-US"/>
+              </w:rPr>
+              <w:t>11</w:t>
+            </w:r>
+            <w:r>
+              <w:rPr>
+                <w:color w:val="000000"/>
+                <w:sz w:val="20"/>
+                <w:szCs w:val="20"/>
+              </w:rPr>
+              <w:t>.05.2026</w:t>
+            </w:r>
           </w:p>
         </w:tc>
       </w:tr>
@@ -2122,14 +2138,7 @@
                 <w:b/>
                 <w:color w:val="000000"/>
               </w:rPr>
-              <w:t xml:space="preserve">Вариативная </w:t>
-            </w:r>
-            <w:r>
-              <w:rPr>
-                <w:b/>
-                <w:color w:val="000000"/>
-              </w:rPr>
-              <w:t>самостоятельная работа (выбрать одно из заданий с одинаковыми номерами)</w:t>
+              <w:t>Вариативная самостоятельная работа (выбрать одно из заданий с одинаковыми номерами)</w:t>
             </w:r>
           </w:p>
         </w:tc>
@@ -2461,6 +2470,14 @@
                 <w:szCs w:val="20"/>
               </w:rPr>
             </w:pPr>
+            <w:r>
+              <w:rPr>
+                <w:color w:val="000000"/>
+                <w:sz w:val="20"/>
+                <w:szCs w:val="20"/>
+              </w:rPr>
+              <w:t>10.05.2026</w:t>
+            </w:r>
           </w:p>
         </w:tc>
       </w:tr>
@@ -2811,8 +2828,16 @@
               <w:t xml:space="preserve">Направление: </w:t>
             </w:r>
             <w:r>
-              <w:t>публикация расписания преподавателей</w:t>
-            </w:r>
+              <w:t xml:space="preserve">создание раздела </w:t>
+            </w:r>
+            <w:r>
+              <w:rPr>
+                <w:lang w:val="en-US"/>
+              </w:rPr>
+              <w:t>FAQ</w:t>
+            </w:r>
+            <w:bookmarkStart w:id="0" w:name="_GoBack"/>
+            <w:bookmarkEnd w:id="0"/>
           </w:p>
         </w:tc>
         <w:tc>
@@ -2912,6 +2937,14 @@
                 <w:szCs w:val="20"/>
               </w:rPr>
             </w:pPr>
+            <w:r>
+              <w:rPr>
+                <w:color w:val="000000"/>
+                <w:sz w:val="20"/>
+                <w:szCs w:val="20"/>
+              </w:rPr>
+              <w:t>10.05.2026</w:t>
+            </w:r>
           </w:p>
         </w:tc>
       </w:tr>
@@ -3131,13 +3164,7 @@
               <w:rPr>
                 <w:color w:val="000000"/>
               </w:rPr>
-              <w:t xml:space="preserve"> Отчет (текстов</w:t>
-            </w:r>
-            <w:r>
-              <w:rPr>
-                <w:color w:val="000000"/>
-              </w:rPr>
-              <w:t>ый документ). Отчет должен содержать все выполненные задания и  ссылку на электронное портфолио.</w:t>
+              <w:t xml:space="preserve"> Отчет (текстовый документ). Отчет должен содержать все выполненные задания и  ссылку на электронное портфолио.</w:t>
             </w:r>
           </w:p>
         </w:tc>
@@ -3175,8 +3202,6 @@
               </w:rPr>
               <w:t>12.05.2026</w:t>
             </w:r>
-            <w:bookmarkStart w:id="0" w:name="_GoBack"/>
-            <w:bookmarkEnd w:id="0"/>
           </w:p>
         </w:tc>
         <w:tc>
@@ -3205,6 +3230,14 @@
                 <w:szCs w:val="20"/>
               </w:rPr>
             </w:pPr>
+            <w:r>
+              <w:rPr>
+                <w:color w:val="000000"/>
+                <w:sz w:val="20"/>
+                <w:szCs w:val="20"/>
+              </w:rPr>
+              <w:t>11.05.2026</w:t>
+            </w:r>
           </w:p>
         </w:tc>
       </w:tr>
@@ -4394,7 +4427,6 @@
     <w:name w:val="Normal (Web)"/>
     <w:basedOn w:val="a"/>
     <w:uiPriority w:val="99"/>
-    <w:semiHidden/>
     <w:unhideWhenUsed/>
     <w:rsid w:val="00205FA0"/>
     <w:pPr>
